--- a/Templates/шаблоны актов без залогов/юр ВКЛ в РТК наблюдение/Наблюдение ВКЛ в РТК (Резолютивка).docx
+++ b/Templates/шаблоны актов без залогов/юр ВКЛ в РТК наблюдение/Наблюдение ВКЛ в РТК (Резолютивка).docx
@@ -349,6 +349,9 @@
         </w:rPr>
       </w:pPr>
       <w:r>
+        <w:rPr>
+          <w:rFonts w:ascii="Times New Roman" w:hAnsi="Times New Roman" w:cs="Times New Roman"/>
+        </w:rPr>
         <w:t>Арбитражный суд Ростовской области в составе судьи [415], рассмотрев  заявление [989] (ОГРН [990], ИНН [991]) о включении требований в реестр кредиторов в рамках дела о несостоятельности (банкротстве) общества с ограниченной ответственностью «[2]»  (ОГРН [3], ИНН [4], [6])</w:t>
       </w:r>
     </w:p>
@@ -365,7 +368,15 @@
         <w:rPr>
           <w:rFonts w:ascii="Times New Roman" w:hAnsi="Times New Roman" w:cs="Times New Roman"/>
         </w:rPr>
-        <w:t>Руководствуясь статьей 71 Федерального закона от 26.10.2002 № 127-ФЗ «О несостоятельности (банкротстве)», статьями 184, 185, 223 Арбитражного процессуального кодекса Российской Федерации, суд</w:t>
+        <w:t>Руководствуясь статьей 71 Федерального закона от 26.10.2002 № 127-ФЗ «О несостоятельности (банкротстве)», статьями</w:t>
+      </w:r>
+      <w:bookmarkStart w:id="0" w:name="_GoBack"/>
+      <w:bookmarkEnd w:id="0"/>
+      <w:r>
+        <w:rPr>
+          <w:rFonts w:ascii="Times New Roman" w:hAnsi="Times New Roman" w:cs="Times New Roman"/>
+        </w:rPr>
+        <w:t xml:space="preserve"> 184, 185, 223 Арбитражного процессуального кодекса Российской Федерации, суд</w:t>
       </w:r>
     </w:p>
     <w:p>
@@ -419,6 +430,9 @@
         </w:rPr>
       </w:pPr>
       <w:r>
+        <w:rPr>
+          <w:rFonts w:ascii="Times New Roman" w:hAnsi="Times New Roman" w:cs="Times New Roman"/>
+        </w:rPr>
         <w:t>Включить требование [989] (ИНН [991], ОГРН [990], адрес регистрации[988]) [12] руб., из которых: [13] руб. – просроченный основной долг, [14] руб. - просроченные проценты, [15] руб. - неустойка, в третью очередь реестра требований кредиторов должника.</w:t>
       </w:r>
     </w:p>
@@ -443,8 +457,6 @@
         </w:rPr>
         <w:t xml:space="preserve">е)» требования об установлении </w:t>
       </w:r>
-      <w:bookmarkStart w:id="0" w:name="_GoBack"/>
-      <w:bookmarkEnd w:id="0"/>
       <w:r>
         <w:rPr>
           <w:rFonts w:ascii="Times New Roman" w:eastAsia="Times New Roman" w:hAnsi="Times New Roman" w:cs="Times New Roman"/>
@@ -463,8 +475,14 @@
         <w:ind w:firstLine="720"/>
         <w:contextualSpacing/>
         <w:jc w:val="both"/>
+        <w:rPr>
+          <w:rFonts w:ascii="Times New Roman" w:hAnsi="Times New Roman" w:cs="Times New Roman"/>
+        </w:rPr>
       </w:pPr>
       <w:r>
+        <w:rPr>
+          <w:rFonts w:ascii="Times New Roman" w:hAnsi="Times New Roman" w:cs="Times New Roman"/>
+        </w:rPr>
         <w:t>Судебные расходы по уплате государственной пошлины в размере  [16] рубля, подлежащие взысканию с ООО  «[2]» (ОГРН [3], ИНН [4], [6]) в пользу [989], учесть в реестре требований кредиторов применительно к пункту 3 статьи 137 Федерального закона от 26.10.2002 № 127-ФЗ «О несостоятельности (банкротстве)».</w:t>
       </w:r>
     </w:p>

--- a/Templates/шаблоны актов без залогов/юр ВКЛ в РТК наблюдение/Наблюдение ВКЛ в РТК (Резолютивка).docx
+++ b/Templates/шаблоны актов без залогов/юр ВКЛ в РТК наблюдение/Наблюдение ВКЛ в РТК (Резолютивка).docx
@@ -433,7 +433,7 @@
         <w:rPr>
           <w:rFonts w:ascii="Times New Roman" w:hAnsi="Times New Roman" w:cs="Times New Roman"/>
         </w:rPr>
-        <w:t>Включить требование [989] (ИНН [991], ОГРН [990], адрес регистрации[988]) [12] руб., из которых: [13] руб. – просроченный основной долг, [14] руб. - просроченные проценты, [15] руб. - неустойка, в третью очередь реестра требований кредиторов должника.</w:t>
+        <w:t>Включить требование [989] (ИНН [991], ОГРН [990], адрес регистрации[988]) в размере [12] руб., из которых: [13] руб. – просроченный основной долг, [14] руб. - просроченные проценты, [15] руб. - неустойка, в третью очередь реестра требований кредиторов должника.</w:t>
       </w:r>
     </w:p>
     <w:p>
